--- a/artifacts/OPS-02/build/retro-transcript-with-recurring-finding.docx
+++ b/artifacts/OPS-02/build/retro-transcript-with-recurring-finding.docx
@@ -422,7 +422,7 @@
         <w:pStyle w:val="BodyText"/>
       </w:pPr>
       <w:r>
-        <w:t xml:space="preserve">[00:04:06] Faro Fenmore (Operations Manager): There is a rebuild in flight out of the delivery sync, so the shape of it changes shortly, but today it is unchanged.</w:t>
+        <w:t xml:space="preserve">[00:04:06] Faro Fenmore (Operations Manager): The rebuilt version went out before the sync on March 17, and the old copies are still in circulation, so today teams still disagree about which one is current.</w:t>
       </w:r>
     </w:p>
     <w:p>
